--- a/cudmore-narrative-cv/shared-cv-sections/research-software-platforms.docx
+++ b/cudmore-narrative-cv/shared-cv-sections/research-software-platforms.docx
@@ -2,7 +2,7 @@
 <file path=word/document.xml><?xml version="1.0" encoding="utf-8"?>
 <w:document xmlns:w="http://schemas.openxmlformats.org/wordprocessingml/2006/main" xmlns:m="http://schemas.openxmlformats.org/officeDocument/2006/math" xmlns:r="http://schemas.openxmlformats.org/officeDocument/2006/relationships" xmlns:o="urn:schemas-microsoft-com:office:office" xmlns:v="urn:schemas-microsoft-com:vml" xmlns:w10="urn:schemas-microsoft-com:office:word" xmlns:a="http://schemas.openxmlformats.org/drawingml/2006/main" xmlns:pic="http://schemas.openxmlformats.org/drawingml/2006/picture" xmlns:wp="http://schemas.openxmlformats.org/drawingml/2006/wordprocessingDrawing">
   <w:body>
-    <w:bookmarkStart w:id="21" w:name="research-software-platforms"/>
+    <w:bookmarkStart w:id="26" w:name="research-software-platforms"/>
     <w:p>
       <w:pPr>
         <w:pStyle w:val="Heading2"/>
@@ -69,7 +69,7 @@
         <w:t xml:space="preserve"> </w:t>
       </w:r>
       <w:r>
-        <w:t xml:space="preserve">as its Python analysis backend. AcqStore loads raw images, including proprietary microscope file formats, implements quantitative analysis algorithms, manages results, and saves completed work. Its documented Python API allows the same algorithms available through the CloudScope desktop application to be used directly in scripts and computational notebooks. After analysis and curation, AcqStore saves the raw images, analysis methods, detection parameters, and results together in a self-contained dataset. This preserves the information needed to reconstruct how an analysis was performed even as analytical methods evolve. AcqStore exports Open Microscopy Environment Zarr (OME-Zarr) and Neurodata Without Borders (NWB) datasets for direct upload to public repositories such as the DANDI Archive and the Brain Image Library.</w:t>
+        <w:t xml:space="preserve">as its Python analysis backend. AcqStore loads raw images, including proprietary microscope file formats (nd2, oir, czi), implements quantitative analysis algorithms, manages results, and saves completed work. Its documented Python API allows the same algorithms available through the CloudScope desktop application to be used directly in scripts and computational notebooks. After analysis and curation, AcqStore saves the raw images, analysis methods, detection parameters, and results together in a self-contained dataset. This preserves the information needed to reconstruct how an analysis was performed even as analytical methods evolve. AcqStore exports Open Microscopy Environment Zarr (OME-Zarr) and Neurodata Without Borders (NWB) datasets for direct upload to public repositories such as the DANDI Archive and the Brain Image Library.</w:t>
       </w:r>
     </w:p>
     <w:p>
@@ -106,7 +106,7 @@
       </w:r>
     </w:p>
     <w:bookmarkEnd w:id="12"/>
-    <w:bookmarkStart w:id="14" w:name="sanpy"/>
+    <w:bookmarkStart w:id="15" w:name="sanpy"/>
     <w:p>
       <w:pPr>
         <w:pStyle w:val="Heading3"/>
@@ -137,7 +137,7 @@
         <w:t xml:space="preserve"> </w:t>
       </w:r>
       <w:r>
-        <w:t xml:space="preserve">is a general-purpose event-detection and analysis platform for whole-cell current-clamp recordings from neurons and cardiac myocytes. Its primary use is action-potential analysis, but it can also detect and analyze subthreshold events. Once a peak is detected, SanPy applies the same downstream analysis and extracts more than 20 quantitative features from each event.</w:t>
+        <w:t xml:space="preserve">is a general-purpose event-detection and analysis platform for whole-cell current-clamp recordings from neurons and cardiac myocytes (any excitable cell for that matter). Its primary use is action-potential analysis, but it can also detect and analyze subthreshold events. Once a peak is detected, SanPy applies the same downstream analysis and extracts more than 20 quantitative features from each event.</w:t>
       </w:r>
     </w:p>
     <w:p>
@@ -153,11 +153,28 @@
         <w:pStyle w:val="BodyText"/>
       </w:pPr>
       <w:r>
-        <w:t xml:space="preserve">SanPy’s documented Python API gives scripts and computational notebooks access to the same detection and analysis methods used by the desktop application. Extensible file loaders, measurements, and graphical plugins allow new research needs to be incorporated without creating a separate analysis system. SanPy supports analysis during electrophysiology experiments, offline analysis, and inspection of published analyzed datasets.</w:t>
-      </w:r>
-    </w:p>
-    <w:bookmarkEnd w:id="14"/>
-    <w:bookmarkStart w:id="15" w:name="mapmanager"/>
+        <w:t xml:space="preserve">SanPy’s documented Python API gives scripts and computational notebooks access to the same detection and analysis methods used by the desktop application. Extensible file loaders, measurements, and graphical plugins allow new research needs to be incorporated without creating a separate analysis system. SanPy supports analysis during electrophysiology experiments and offline analysis, then saves raw recordings, metadata, detection parameters, and completed results as self-contained SanPy Zarr datasets.</w:t>
+      </w:r>
+      <w:r>
+        <w:t xml:space="preserve"> </w:t>
+      </w:r>
+      <w:hyperlink r:id="rId14">
+        <w:r>
+          <w:rPr>
+            <w:rStyle w:val="Hyperlink"/>
+          </w:rPr>
+          <w:t xml:space="preserve">SanPy-Web</w:t>
+        </w:r>
+      </w:hyperlink>
+      <w:r>
+        <w:t xml:space="preserve"> </w:t>
+      </w:r>
+      <w:r>
+        <w:t xml:space="preserve">opens these datasets as interactive published figures on the web, keeping published results connected to the recordings and analyses that produced them.</w:t>
+      </w:r>
+    </w:p>
+    <w:bookmarkEnd w:id="15"/>
+    <w:bookmarkStart w:id="20" w:name="mapmanager"/>
     <w:p>
       <w:pPr>
         <w:pStyle w:val="Heading3"/>
@@ -296,38 +313,82 @@
       <w:pPr>
         <w:pStyle w:val="BodyText"/>
       </w:pPr>
-      <w:r>
-        <w:t xml:space="preserve">MapManagerCore provides the shared Python API for the modern ecosystem.</w:t>
-      </w:r>
-      <w:r>
-        <w:t xml:space="preserve"> </w:t>
-      </w:r>
-      <w:r>
-        <w:t xml:space="preserve">PyMapManager is the desktop application and also makes the analysis available</w:t>
-      </w:r>
-      <w:r>
-        <w:t xml:space="preserve"> </w:t>
-      </w:r>
-      <w:r>
-        <w:t xml:space="preserve">through Python scripts and computational notebooks. WebMapManager is the</w:t>
-      </w:r>
-      <w:r>
-        <w:t xml:space="preserve"> </w:t>
-      </w:r>
-      <w:r>
-        <w:t xml:space="preserve">browser application for visualizing, annotating, and analyzing time-series</w:t>
-      </w:r>
-      <w:r>
-        <w:t xml:space="preserve"> </w:t>
-      </w:r>
-      <w:r>
-        <w:t xml:space="preserve">annotations and three-dimensional image volumes. A working WebMapManager</w:t>
-      </w:r>
-      <w:r>
-        <w:t xml:space="preserve"> </w:t>
-      </w:r>
-      <w:r>
-        <w:t xml:space="preserve">application is publicly available. Together, these components are designed to</w:t>
+      <w:hyperlink r:id="rId16">
+        <w:r>
+          <w:rPr>
+            <w:rStyle w:val="Hyperlink"/>
+          </w:rPr>
+          <w:t xml:space="preserve">MapManagerCore</w:t>
+        </w:r>
+      </w:hyperlink>
+      <w:r>
+        <w:t xml:space="preserve"> </w:t>
+      </w:r>
+      <w:r>
+        <w:t xml:space="preserve">provides the shared Python API, extensible analysis, and scripting for the modern ecosystem.</w:t>
+      </w:r>
+      <w:r>
+        <w:t xml:space="preserve"> </w:t>
+      </w:r>
+      <w:hyperlink r:id="rId17">
+        <w:r>
+          <w:rPr>
+            <w:rStyle w:val="Hyperlink"/>
+          </w:rPr>
+          <w:t xml:space="preserve">PyMapManager</w:t>
+        </w:r>
+      </w:hyperlink>
+      <w:r>
+        <w:t xml:space="preserve"> </w:t>
+      </w:r>
+      <w:r>
+        <w:t xml:space="preserve">is the desktop application for macOS and Windows while</w:t>
+      </w:r>
+      <w:r>
+        <w:t xml:space="preserve"> </w:t>
+      </w:r>
+      <w:hyperlink r:id="rId18">
+        <w:r>
+          <w:rPr>
+            <w:rStyle w:val="Hyperlink"/>
+          </w:rPr>
+          <w:t xml:space="preserve">WebMapManager</w:t>
+        </w:r>
+      </w:hyperlink>
+      <w:r>
+        <w:t xml:space="preserve"> </w:t>
+      </w:r>
+      <w:r>
+        <w:t xml:space="preserve">is the stand alone browser-based application (no server required). Both these front-end GUIs provide intuitive tools for visualizing, annotating, and analyzing time-series annotations and three-dimensional image volumes. A live</w:t>
+      </w:r>
+      <w:r>
+        <w:t xml:space="preserve"> </w:t>
+      </w:r>
+      <w:hyperlink r:id="rId19">
+        <w:r>
+          <w:rPr>
+            <w:rStyle w:val="Hyperlink"/>
+          </w:rPr>
+          <w:t xml:space="preserve">WebMapManager</w:t>
+        </w:r>
+        <w:r>
+          <w:rPr>
+            <w:rStyle w:val="Hyperlink"/>
+          </w:rPr>
+          <w:t xml:space="preserve"> </w:t>
+        </w:r>
+        <w:r>
+          <w:rPr>
+            <w:rStyle w:val="Hyperlink"/>
+          </w:rPr>
+          <w:t xml:space="preserve">web-application</w:t>
+        </w:r>
+      </w:hyperlink>
+      <w:r>
+        <w:t xml:space="preserve"> </w:t>
+      </w:r>
+      <w:r>
+        <w:t xml:space="preserve">is publicly available Together, these components are designed to</w:t>
       </w:r>
       <w:r>
         <w:t xml:space="preserve"> </w:t>
@@ -342,8 +403,8 @@
         <w:t xml:space="preserve">notebook workflows.</w:t>
       </w:r>
     </w:p>
-    <w:bookmarkEnd w:id="15"/>
-    <w:bookmarkStart w:id="17" w:name="pie"/>
+    <w:bookmarkEnd w:id="20"/>
+    <w:bookmarkStart w:id="22" w:name="pie"/>
     <w:p>
       <w:pPr>
         <w:pStyle w:val="Heading3"/>
@@ -362,7 +423,7 @@
       <w:r>
         <w:t xml:space="preserve"> </w:t>
       </w:r>
-      <w:hyperlink r:id="rId16">
+      <w:hyperlink r:id="rId21">
         <w:r>
           <w:rPr>
             <w:rStyle w:val="Hyperlink"/>
@@ -393,8 +454,8 @@
         <w:t xml:space="preserve">PiE can control and monitor any number of behavior boxes through a centralized web interface. System status, live video monitoring, remote controls, and file synchronization allow experiments to run in parallel and scale from one box to an array. PiE also provides an intuitive, general-purpose desktop application for behavioral scoring that allows researchers to annotate events and perform blinded scoring of randomized video segments. Together, these capabilities allow PiE to acquire around-the-clock video from multiple behavior boxes in parallel, control and monitor experiments remotely to reduce experimenter-induced changes in behavior, and support blinded and randomized behavioral scoring for more reproducible analysis of variable animal behavior.</w:t>
       </w:r>
     </w:p>
-    <w:bookmarkEnd w:id="17"/>
-    <w:bookmarkStart w:id="20" w:name="brightest-path"/>
+    <w:bookmarkEnd w:id="22"/>
+    <w:bookmarkStart w:id="25" w:name="brightest-path"/>
     <w:p>
       <w:pPr>
         <w:pStyle w:val="Heading3"/>
@@ -431,7 +492,7 @@
       <w:r>
         <w:t xml:space="preserve"> </w:t>
       </w:r>
-      <w:hyperlink r:id="rId18">
+      <w:hyperlink r:id="rId23">
         <w:r>
           <w:rPr>
             <w:rStyle w:val="Hyperlink"/>
@@ -480,7 +541,7 @@
       <w:r>
         <w:t xml:space="preserve"> </w:t>
       </w:r>
-      <w:hyperlink r:id="rId19">
+      <w:hyperlink r:id="rId24">
         <w:r>
           <w:rPr>
             <w:rStyle w:val="Hyperlink"/>
@@ -519,8 +580,8 @@
         <w:t xml:space="preserve">recreate the algorithm.</w:t>
       </w:r>
     </w:p>
-    <w:bookmarkEnd w:id="20"/>
-    <w:bookmarkEnd w:id="21"/>
+    <w:bookmarkEnd w:id="25"/>
+    <w:bookmarkEnd w:id="26"/>
     <w:sectPr>
       <w:type w:val="nextPage"/>
       <w:pgSz w:h="15840" w:w="12240"/>
